--- a/Introduction_AI/Басараб 1 лаба/Petrov_IU8_13M_V7.docx
+++ b/Introduction_AI/Басараб 1 лаба/Petrov_IU8_13M_V7.docx
@@ -7882,7 +7882,6 @@
       </w:r>
       <w:r>
         <w:rPr>
-          <w:rFonts w:ascii="CMU Typewriter Text" w:hAnsi="CMU Typewriter Text" w:cs="CMU Typewriter Text"/>
           <w:sz w:val="26"/>
           <w:szCs w:val="26"/>
         </w:rPr>
@@ -8228,7 +8227,6 @@
       </w:r>
       <w:r>
         <w:rPr>
-          <w:rFonts w:ascii="CMU Typewriter Text" w:hAnsi="CMU Typewriter Text" w:cs="CMU Typewriter Text"/>
           <w:sz w:val="26"/>
           <w:szCs w:val="26"/>
         </w:rPr>
@@ -8239,7 +8237,6 @@
       </w:r>
       <w:r>
         <w:rPr>
-          <w:rFonts w:ascii="CMU Typewriter Text" w:hAnsi="CMU Typewriter Text" w:cs="CMU Typewriter Text"/>
           <w:sz w:val="26"/>
           <w:szCs w:val="26"/>
         </w:rPr>
@@ -9707,7 +9704,6 @@
       </w:r>
       <w:r>
         <w:rPr>
-          <w:rFonts w:ascii="CMU Typewriter Text" w:hAnsi="CMU Typewriter Text" w:cs="CMU Typewriter Text"/>
           <w:sz w:val="26"/>
           <w:szCs w:val="26"/>
         </w:rPr>
@@ -34946,7 +34942,6 @@
                 <w:rFonts w:ascii="CMU Typewriter Text" w:hAnsi="CMU Typewriter Text"/>
                 <w:sz w:val="20"/>
                 <w:szCs w:val="20"/>
-                <w:lang w:val="en-US"/>
               </w:rPr>
             </w:pPr>
             <w:r>
@@ -34966,7 +34961,15 @@
                 <w:szCs w:val="20"/>
                 <w:lang w:val="en-US"/>
               </w:rPr>
-              <w:t>print(</w:t>
+              <w:t>print</w:t>
+            </w:r>
+            <w:r>
+              <w:rPr>
+                <w:rFonts w:ascii="CMU Typewriter Text" w:hAnsi="CMU Typewriter Text" w:cs="CMU Typewriter Text"/>
+                <w:sz w:val="20"/>
+                <w:szCs w:val="20"/>
+              </w:rPr>
+              <w:t>(</w:t>
             </w:r>
             <w:proofErr w:type="gramEnd"/>
             <w:r>
@@ -34974,7 +34977,6 @@
                 <w:rFonts w:ascii="CMU Typewriter Text" w:hAnsi="CMU Typewriter Text" w:cs="CMU Typewriter Text"/>
                 <w:sz w:val="20"/>
                 <w:szCs w:val="20"/>
-                <w:lang w:val="en-US"/>
               </w:rPr>
               <w:t>"</w:t>
             </w:r>
@@ -34991,7 +34993,6 @@
                 <w:rFonts w:ascii="CMU Typewriter Text" w:hAnsi="CMU Typewriter Text" w:cs="CMU Typewriter Text"/>
                 <w:sz w:val="20"/>
                 <w:szCs w:val="20"/>
-                <w:lang w:val="en-US"/>
               </w:rPr>
               <w:t xml:space="preserve"> </w:t>
             </w:r>
@@ -35008,7 +35009,6 @@
                 <w:rFonts w:ascii="CMU Typewriter Text" w:hAnsi="CMU Typewriter Text" w:cs="CMU Typewriter Text"/>
                 <w:sz w:val="20"/>
                 <w:szCs w:val="20"/>
-                <w:lang w:val="en-US"/>
               </w:rPr>
               <w:t xml:space="preserve"> </w:t>
             </w:r>
@@ -35025,7 +35025,6 @@
                 <w:rFonts w:ascii="CMU Typewriter Text" w:hAnsi="CMU Typewriter Text" w:cs="CMU Typewriter Text"/>
                 <w:sz w:val="20"/>
                 <w:szCs w:val="20"/>
-                <w:lang w:val="en-US"/>
               </w:rPr>
               <w:t xml:space="preserve"> </w:t>
             </w:r>
@@ -35042,7 +35041,6 @@
                 <w:rFonts w:ascii="CMU Typewriter Text" w:hAnsi="CMU Typewriter Text" w:cs="CMU Typewriter Text"/>
                 <w:sz w:val="20"/>
                 <w:szCs w:val="20"/>
-                <w:lang w:val="en-US"/>
               </w:rPr>
               <w:t>")</w:t>
             </w:r>
@@ -35062,7 +35060,6 @@
                 <w:rFonts w:ascii="CMU Typewriter Text" w:hAnsi="CMU Typewriter Text" w:cs="CMU Typewriter Text"/>
                 <w:sz w:val="20"/>
                 <w:szCs w:val="20"/>
-                <w:lang w:val="en-US"/>
               </w:rPr>
               <w:t xml:space="preserve">            </w:t>
             </w:r>
@@ -35124,17 +35121,41 @@
                 <w:rFonts w:ascii="CMU Typewriter Text" w:hAnsi="CMU Typewriter Text"/>
                 <w:sz w:val="20"/>
                 <w:szCs w:val="20"/>
-                <w:lang w:val="en-US"/>
-              </w:rPr>
-            </w:pPr>
-            <w:r>
-              <w:rPr>
-                <w:rFonts w:ascii="CMU Typewriter Text" w:hAnsi="CMU Typewriter Text" w:cs="CMU Typewriter Text"/>
-                <w:sz w:val="20"/>
-                <w:szCs w:val="20"/>
-                <w:lang w:val="en-US"/>
-              </w:rPr>
-              <w:t xml:space="preserve">        title = f"</w:t>
+              </w:rPr>
+            </w:pPr>
+            <w:r>
+              <w:rPr>
+                <w:rFonts w:ascii="CMU Typewriter Text" w:hAnsi="CMU Typewriter Text" w:cs="CMU Typewriter Text"/>
+                <w:sz w:val="20"/>
+                <w:szCs w:val="20"/>
+                <w:lang w:val="en-US"/>
+              </w:rPr>
+              <w:t xml:space="preserve">        title</w:t>
+            </w:r>
+            <w:r>
+              <w:rPr>
+                <w:rFonts w:ascii="CMU Typewriter Text" w:hAnsi="CMU Typewriter Text" w:cs="CMU Typewriter Text"/>
+                <w:sz w:val="20"/>
+                <w:szCs w:val="20"/>
+              </w:rPr>
+              <w:t xml:space="preserve"> = </w:t>
+            </w:r>
+            <w:r>
+              <w:rPr>
+                <w:rFonts w:ascii="CMU Typewriter Text" w:hAnsi="CMU Typewriter Text" w:cs="CMU Typewriter Text"/>
+                <w:sz w:val="20"/>
+                <w:szCs w:val="20"/>
+                <w:lang w:val="en-US"/>
+              </w:rPr>
+              <w:t>f</w:t>
+            </w:r>
+            <w:r>
+              <w:rPr>
+                <w:rFonts w:ascii="CMU Typewriter Text" w:hAnsi="CMU Typewriter Text" w:cs="CMU Typewriter Text"/>
+                <w:sz w:val="20"/>
+                <w:szCs w:val="20"/>
+              </w:rPr>
+              <w:t>"</w:t>
             </w:r>
             <w:r>
               <w:rPr>
@@ -35149,7 +35170,6 @@
                 <w:rFonts w:ascii="CMU Typewriter Text" w:hAnsi="CMU Typewriter Text" w:cs="CMU Typewriter Text"/>
                 <w:sz w:val="20"/>
                 <w:szCs w:val="20"/>
-                <w:lang w:val="en-US"/>
               </w:rPr>
               <w:t xml:space="preserve"> </w:t>
             </w:r>
@@ -35166,7 +35186,6 @@
                 <w:rFonts w:ascii="CMU Typewriter Text" w:hAnsi="CMU Typewriter Text" w:cs="CMU Typewriter Text"/>
                 <w:sz w:val="20"/>
                 <w:szCs w:val="20"/>
-                <w:lang w:val="en-US"/>
               </w:rPr>
               <w:t xml:space="preserve">, </w:t>
             </w:r>
@@ -35183,9 +35202,25 @@
                 <w:rFonts w:ascii="CMU Typewriter Text" w:hAnsi="CMU Typewriter Text" w:cs="CMU Typewriter Text"/>
                 <w:sz w:val="20"/>
                 <w:szCs w:val="20"/>
-                <w:lang w:val="en-US"/>
-              </w:rPr>
-              <w:t xml:space="preserve"> №{fa}"</w:t>
+              </w:rPr>
+              <w:t xml:space="preserve"> №{</w:t>
+            </w:r>
+            <w:r>
+              <w:rPr>
+                <w:rFonts w:ascii="CMU Typewriter Text" w:hAnsi="CMU Typewriter Text" w:cs="CMU Typewriter Text"/>
+                <w:sz w:val="20"/>
+                <w:szCs w:val="20"/>
+                <w:lang w:val="en-US"/>
+              </w:rPr>
+              <w:t>fa</w:t>
+            </w:r>
+            <w:r>
+              <w:rPr>
+                <w:rFonts w:ascii="CMU Typewriter Text" w:hAnsi="CMU Typewriter Text" w:cs="CMU Typewriter Text"/>
+                <w:sz w:val="20"/>
+                <w:szCs w:val="20"/>
+              </w:rPr>
+              <w:t>}"</w:t>
             </w:r>
           </w:p>
           <w:p>
@@ -35195,7 +35230,6 @@
                 <w:rFonts w:ascii="CMU Typewriter Text" w:hAnsi="CMU Typewriter Text"/>
                 <w:sz w:val="20"/>
                 <w:szCs w:val="20"/>
-                <w:lang w:val="en-US"/>
               </w:rPr>
             </w:pPr>
           </w:p>
@@ -35214,7 +35248,6 @@
                 <w:rFonts w:ascii="CMU Typewriter Text" w:hAnsi="CMU Typewriter Text" w:cs="CMU Typewriter Text"/>
                 <w:sz w:val="20"/>
                 <w:szCs w:val="20"/>
-                <w:lang w:val="en-US"/>
               </w:rPr>
               <w:t xml:space="preserve">    </w:t>
             </w:r>
